--- a/docs/TZ_ConfManager.docx
+++ b/docs/TZ_ConfManager.docx
@@ -317,7 +317,7 @@
         <w:t xml:space="preserve">SR04 </w:t>
       </w:r>
       <w:r>
-        <w:t>Проверки зависимостей, линтер, форматирование, анализатор безопасности и тесты обязательны перед PR. Обоснованные локальные исключения анализатора документируются; отключать проверки ради успешного результата запрещено. Масштабирование, аудит всех действий, ограничение частоты запросов и SLA не входят в критерии первой версии.</w:t>
+        <w:t>Перед PR обязательны python -m pip check, python -m compileall -q app и ручная проверка основных сценариев через интерфейс и Swagger по README. Автоматические тесты разрабатываются в ЛР3, CI/CD — в ЛР5. Убирать обязательные проверки ради прохождения ошибки запрещено. Масштабирование, аудит всех действий, ограничение частоты запросов и SLA не входят в критерии первой версии.</w:t>
       </w:r>
     </w:p>
     <w:p>
@@ -343,7 +343,7 @@
         <w:jc w:val="both"/>
       </w:pPr>
       <w:r>
-        <w:t>Программное обеспечение — Python 3.11 или новее, зависимости из requirements.txt; для разработки — requirements-dev.txt. Проверяемые среды: Python 3.12.14 и 3.14.7. Клиент — современный браузер с JavaScript. Веб-интерфейс и документы — на русском языке; технические статусы API — на английском.</w:t>
+        <w:t>Программное обеспечение — Python 3.11 или новее, зависимости из requirements.txt; проверяемые среды: Python 3.12.14 и 3.14.7. Клиент — современный браузер с JavaScript. Веб-интерфейс и документы — на русском языке; технические статусы API — на английском.</w:t>
       </w:r>
     </w:p>
     <w:p>
@@ -387,7 +387,7 @@
         <w:jc w:val="both"/>
       </w:pPr>
       <w:r>
-        <w:t>Этап ЛР2: развёртывание на Linux с PostgreSQL и системным сервисом. Этап ЛР3: миграции, расширенные тесты, резервное копирование и восстановление. Последующие этапы: контейнеризация, CI/CD и эксплуатационные практики по заданиям дисциплины. Приглашения, тезисы, гостиничные заявки, очередь рассылки и отчёты оформляются дополнительными требованиями перед реализацией.</w:t>
+        <w:t>Этап ЛР2: развёртывание на Linux с PostgreSQL и системным сервисом. Этап ЛР3: миграции, автотесты, резервное копирование и восстановление. Последующие этапы: контейнеризация, CI/CD и эксплуатационные практики по заданиям дисциплины. Приглашения, тезисы, гостиничные заявки, очередь рассылки и отчёты оформляются дополнительными требованиями перед реализацией.</w:t>
       </w:r>
     </w:p>
     <w:p>
@@ -413,7 +413,7 @@
         <w:jc w:val="both"/>
       </w:pPr>
       <w:r>
-        <w:t>Предварительные испытания выполняет разработчик на чистом виртуальном окружении. Установка runtime-зависимостей, setup, создание оргкомитета и запуск должны завершаться успешно. Для проверки изменений устанавливаются dev-зависимости и запускается python -m app.manage verify; ошибка любой проверки блокирует приёмку PR.</w:t>
+        <w:t>Предварительные испытания выполняет разработчик на чистом виртуальном окружении. Установка runtime-зависимостей, setup, создание оргкомитета и запуск должны завершаться успешно. Для проверки изменений выполняются python -m pip check, python -m compileall -q app и сценарии из README; ошибка обязательной проверки блокирует приёмку PR.</w:t>
       </w:r>
     </w:p>
     <w:p>
@@ -422,7 +422,7 @@
         <w:jc w:val="both"/>
       </w:pPr>
       <w:r>
-        <w:t>Приёмочные испытания преподаватель проводит по docs/acceptance.md: регистрация и вход; подача заявки; изоляция двух участников; обработка оргкомитетом; запрет оплаты непринятой заявки; успешная и повторная оплата; запрет отклонения оплаченной; ошибки ввода; сохранение данных при перезапуске; служебные адреса.</w:t>
+        <w:t>Приёмочные испытания преподаватель проводит по README: регистрация и вход; подача заявки; изоляция двух участников; обработка оргкомитетом; запрет оплаты непринятой заявки; успешная и повторная оплата; запрет отклонения оплаченной; ошибки ввода; сохранение данных при перезапуске; служебные адреса.</w:t>
       </w:r>
     </w:p>
     <w:p>
@@ -475,7 +475,7 @@
         <w:jc w:val="both"/>
       </w:pPr>
       <w:r>
-        <w:t>В репозитории поставляются README с установкой, настройками и обязательными проверками; .env.example без реальных секретов; docs/api.md; docs/schema.md; настоящее ТЗ в Markdown и DOCX; docs/acceptance.md; docs/verification.md; docs/git-workflow.md и запись задачи. Документы изменяются вместе с кодом через PR.</w:t>
+        <w:t>В репозитории поставляются README с установкой, настройками и обязательными проверками; .env.example без реальных секретов; docs/api.md; docs/schema.md; настоящее ТЗ в Markdown и DOCX; docs/git-workflow.md. Документы изменяются вместе с кодом через PR.</w:t>
       </w:r>
     </w:p>
     <w:p>
